--- a/Pseudo/Planning.docx
+++ b/Pseudo/Planning.docx
@@ -160,6 +160,31 @@
       <w:pPr>
         <w:rPr>
           <w:rFonts w:ascii="Comic Sans MS" w:hAnsi="Comic Sans MS"/>
+          <w:color w:val="747474" w:themeColor="background2" w:themeShade="80"/>
+          <w:lang w:val="en-US"/>
+        </w:rPr>
+      </w:pPr>
+      <w:r>
+        <w:rPr>
+          <w:rFonts w:ascii="Comic Sans MS" w:hAnsi="Comic Sans MS"/>
+          <w:color w:val="747474" w:themeColor="background2" w:themeShade="80"/>
+          <w:lang w:val="en-US"/>
+        </w:rPr>
+        <w:t>Main</w:t>
+      </w:r>
+    </w:p>
+    <w:p>
+      <w:pPr>
+        <w:rPr>
+          <w:rFonts w:ascii="Comic Sans MS" w:hAnsi="Comic Sans MS"/>
+          <w:lang w:val="en-US"/>
+        </w:rPr>
+      </w:pPr>
+    </w:p>
+    <w:p>
+      <w:pPr>
+        <w:rPr>
+          <w:rFonts w:ascii="Comic Sans MS" w:hAnsi="Comic Sans MS"/>
           <w:lang w:val="en-US"/>
         </w:rPr>
       </w:pPr>
@@ -245,7 +270,21 @@
           <w:rFonts w:ascii="Comic Sans MS" w:hAnsi="Comic Sans MS"/>
           <w:lang w:val="en-US"/>
         </w:rPr>
-        <w:t>*:</w:t>
+        <w:t>*</w:t>
+      </w:r>
+      <w:r>
+        <w:rPr>
+          <w:rFonts w:ascii="Comic Sans MS" w:hAnsi="Comic Sans MS"/>
+          <w:lang w:val="en-US"/>
+        </w:rPr>
+        <w:t xml:space="preserve"> that steps by one every cycle</w:t>
+      </w:r>
+      <w:r>
+        <w:rPr>
+          <w:rFonts w:ascii="Comic Sans MS" w:hAnsi="Comic Sans MS"/>
+          <w:lang w:val="en-US"/>
+        </w:rPr>
+        <w:t>:</w:t>
       </w:r>
     </w:p>
     <w:p>
@@ -285,30 +324,58 @@
           <w:lang w:val="en-US"/>
         </w:rPr>
         <w:tab/>
-        <w:t>Print the code if the username = admin</w:t>
-      </w:r>
-    </w:p>
-    <w:p>
-      <w:pPr>
-        <w:rPr>
-          <w:rFonts w:ascii="Comic Sans MS" w:hAnsi="Comic Sans MS"/>
-          <w:lang w:val="en-US"/>
-        </w:rPr>
-      </w:pPr>
-      <w:r>
-        <w:rPr>
-          <w:rFonts w:ascii="Comic Sans MS" w:hAnsi="Comic Sans MS"/>
-          <w:lang w:val="en-US"/>
-        </w:rPr>
-        <w:tab/>
-        <w:t>Display the amount of attempts left</w:t>
-      </w:r>
-      <w:r>
-        <w:rPr>
-          <w:rFonts w:ascii="Comic Sans MS" w:hAnsi="Comic Sans MS"/>
-          <w:lang w:val="en-US"/>
-        </w:rPr>
-        <w:t xml:space="preserve"> and introduction</w:t>
+        <w:t xml:space="preserve">Print the code if the username = </w:t>
+      </w:r>
+      <w:r>
+        <w:rPr>
+          <w:rFonts w:ascii="Comic Sans MS" w:hAnsi="Comic Sans MS"/>
+          <w:lang w:val="en-US"/>
+        </w:rPr>
+        <w:t>A</w:t>
+      </w:r>
+      <w:r>
+        <w:rPr>
+          <w:rFonts w:ascii="Comic Sans MS" w:hAnsi="Comic Sans MS"/>
+          <w:lang w:val="en-US"/>
+        </w:rPr>
+        <w:t>dmin</w:t>
+      </w:r>
+    </w:p>
+    <w:p>
+      <w:pPr>
+        <w:rPr>
+          <w:rFonts w:ascii="Comic Sans MS" w:hAnsi="Comic Sans MS"/>
+          <w:lang w:val="en-US"/>
+        </w:rPr>
+      </w:pPr>
+      <w:r>
+        <w:rPr>
+          <w:rFonts w:ascii="Comic Sans MS" w:hAnsi="Comic Sans MS"/>
+          <w:lang w:val="en-US"/>
+        </w:rPr>
+        <w:tab/>
+        <w:t xml:space="preserve">Display </w:t>
+      </w:r>
+      <w:r>
+        <w:rPr>
+          <w:rFonts w:ascii="Comic Sans MS" w:hAnsi="Comic Sans MS"/>
+          <w:lang w:val="en-US"/>
+        </w:rPr>
+        <w:t>current cycle + 1</w:t>
+      </w:r>
+      <w:r>
+        <w:rPr>
+          <w:rFonts w:ascii="Comic Sans MS" w:hAnsi="Comic Sans MS"/>
+          <w:lang w:val="en-US"/>
+        </w:rPr>
+        <w:t xml:space="preserve"> </w:t>
+      </w:r>
+      <w:r>
+        <w:rPr>
+          <w:rFonts w:ascii="Comic Sans MS" w:hAnsi="Comic Sans MS"/>
+          <w:lang w:val="en-US"/>
+        </w:rPr>
+        <w:t>and introduction</w:t>
       </w:r>
     </w:p>
     <w:p>
@@ -363,6 +430,7 @@
           <w:rFonts w:ascii="Comic Sans MS" w:hAnsi="Comic Sans MS"/>
           <w:lang w:val="en-US"/>
         </w:rPr>
+        <w:lastRenderedPageBreak/>
         <w:tab/>
         <w:t xml:space="preserve">Ask for </w:t>
       </w:r>
@@ -450,7 +518,6 @@
           <w:rFonts w:ascii="Comic Sans MS" w:hAnsi="Comic Sans MS"/>
           <w:lang w:val="en-US"/>
         </w:rPr>
-        <w:lastRenderedPageBreak/>
         <w:t>If the inputted code length is not the same as the secret code then</w:t>
       </w:r>
     </w:p>
@@ -579,7 +646,7 @@
           <w:lang w:val="en-US"/>
         </w:rPr>
         <w:tab/>
-        <w:t>Display win message\</w:t>
+        <w:t>Display win message</w:t>
       </w:r>
     </w:p>
     <w:p>
@@ -813,14 +880,6 @@
         </w:rPr>
         <w:t>-- end --</w:t>
       </w:r>
-    </w:p>
-    <w:p>
-      <w:pPr>
-        <w:rPr>
-          <w:rFonts w:ascii="Comic Sans MS" w:hAnsi="Comic Sans MS"/>
-          <w:lang w:val="en-US"/>
-        </w:rPr>
-      </w:pPr>
     </w:p>
     <w:sectPr>
       <w:pgSz w:w="11906" w:h="16838"/>
@@ -1467,6 +1526,7 @@
   <w:style w:type="paragraph" w:default="1" w:styleId="Normal">
     <w:name w:val="Normal"/>
     <w:qFormat/>
+    <w:rsid w:val="00FA28EE"/>
   </w:style>
   <w:style w:type="paragraph" w:styleId="Heading1">
     <w:name w:val="heading 1"/>

--- a/Pseudo/Planning.docx
+++ b/Pseudo/Planning.docx
@@ -138,7 +138,7 @@
           <w:iCs/>
           <w:lang w:val="en-US"/>
         </w:rPr>
-        <w:t>colors here</w:t>
+        <w:t>Red, Green Blue, Yellow, Purple Orange</w:t>
       </w:r>
       <w:r>
         <w:rPr>
@@ -278,6 +278,13 @@
           <w:lang w:val="en-US"/>
         </w:rPr>
         <w:t xml:space="preserve"> that steps by one every cycle</w:t>
+      </w:r>
+      <w:r>
+        <w:rPr>
+          <w:rFonts w:ascii="Comic Sans MS" w:hAnsi="Comic Sans MS"/>
+          <w:lang w:val="en-US"/>
+        </w:rPr>
+        <w:t xml:space="preserve"> and starts at 0</w:t>
       </w:r>
       <w:r>
         <w:rPr>

--- a/Pseudo/Planning.docx
+++ b/Pseudo/Planning.docx
@@ -91,45 +91,27 @@
           <w:lang w:val="en-US"/>
         </w:rPr>
       </w:pPr>
-      <w:proofErr w:type="spellStart"/>
-      <w:r>
-        <w:rPr>
-          <w:rFonts w:ascii="Comic Sans MS" w:hAnsi="Comic Sans MS"/>
-          <w:lang w:val="en-US"/>
-        </w:rPr>
-        <w:t>gameLength</w:t>
-      </w:r>
-      <w:proofErr w:type="spellEnd"/>
-      <w:r>
-        <w:rPr>
-          <w:rFonts w:ascii="Comic Sans MS" w:hAnsi="Comic Sans MS"/>
-          <w:lang w:val="en-US"/>
-        </w:rPr>
-        <w:t xml:space="preserve"> = 10</w:t>
-      </w:r>
-    </w:p>
-    <w:p>
-      <w:pPr>
-        <w:rPr>
-          <w:rFonts w:ascii="Comic Sans MS" w:hAnsi="Comic Sans MS"/>
-          <w:lang w:val="en-US"/>
-        </w:rPr>
-      </w:pPr>
-      <w:proofErr w:type="spellStart"/>
-      <w:r>
-        <w:rPr>
-          <w:rFonts w:ascii="Comic Sans MS" w:hAnsi="Comic Sans MS"/>
-          <w:lang w:val="en-US"/>
-        </w:rPr>
-        <w:t>colorList</w:t>
-      </w:r>
-      <w:proofErr w:type="spellEnd"/>
-      <w:r>
-        <w:rPr>
-          <w:rFonts w:ascii="Comic Sans MS" w:hAnsi="Comic Sans MS"/>
-          <w:lang w:val="en-US"/>
-        </w:rPr>
-        <w:t xml:space="preserve"> = {</w:t>
+      <w:r>
+        <w:rPr>
+          <w:rFonts w:ascii="Comic Sans MS" w:hAnsi="Comic Sans MS"/>
+          <w:lang w:val="en-US"/>
+        </w:rPr>
+        <w:t>gameLength = 10</w:t>
+      </w:r>
+    </w:p>
+    <w:p>
+      <w:pPr>
+        <w:rPr>
+          <w:rFonts w:ascii="Comic Sans MS" w:hAnsi="Comic Sans MS"/>
+          <w:lang w:val="en-US"/>
+        </w:rPr>
+      </w:pPr>
+      <w:r>
+        <w:rPr>
+          <w:rFonts w:ascii="Comic Sans MS" w:hAnsi="Comic Sans MS"/>
+          <w:lang w:val="en-US"/>
+        </w:rPr>
+        <w:t>colorList = {</w:t>
       </w:r>
       <w:r>
         <w:rPr>
@@ -138,7 +120,106 @@
           <w:iCs/>
           <w:lang w:val="en-US"/>
         </w:rPr>
-        <w:t>Red, Green Blue, Yellow, Purple Orange</w:t>
+        <w:t>R</w:t>
+      </w:r>
+      <w:r>
+        <w:rPr>
+          <w:rFonts w:ascii="Comic Sans MS" w:hAnsi="Comic Sans MS"/>
+          <w:i/>
+          <w:iCs/>
+          <w:lang w:val="en-US"/>
+        </w:rPr>
+        <w:t>ED</w:t>
+      </w:r>
+      <w:r>
+        <w:rPr>
+          <w:rFonts w:ascii="Comic Sans MS" w:hAnsi="Comic Sans MS"/>
+          <w:i/>
+          <w:iCs/>
+          <w:lang w:val="en-US"/>
+        </w:rPr>
+        <w:t>, G</w:t>
+      </w:r>
+      <w:r>
+        <w:rPr>
+          <w:rFonts w:ascii="Comic Sans MS" w:hAnsi="Comic Sans MS"/>
+          <w:i/>
+          <w:iCs/>
+          <w:lang w:val="en-US"/>
+        </w:rPr>
+        <w:t>REEN</w:t>
+      </w:r>
+      <w:r>
+        <w:rPr>
+          <w:rFonts w:ascii="Comic Sans MS" w:hAnsi="Comic Sans MS"/>
+          <w:i/>
+          <w:iCs/>
+          <w:lang w:val="en-US"/>
+        </w:rPr>
+        <w:t xml:space="preserve"> B</w:t>
+      </w:r>
+      <w:r>
+        <w:rPr>
+          <w:rFonts w:ascii="Comic Sans MS" w:hAnsi="Comic Sans MS"/>
+          <w:i/>
+          <w:iCs/>
+          <w:lang w:val="en-US"/>
+        </w:rPr>
+        <w:t>LUE</w:t>
+      </w:r>
+      <w:r>
+        <w:rPr>
+          <w:rFonts w:ascii="Comic Sans MS" w:hAnsi="Comic Sans MS"/>
+          <w:i/>
+          <w:iCs/>
+          <w:lang w:val="en-US"/>
+        </w:rPr>
+        <w:t>, Y</w:t>
+      </w:r>
+      <w:r>
+        <w:rPr>
+          <w:rFonts w:ascii="Comic Sans MS" w:hAnsi="Comic Sans MS"/>
+          <w:i/>
+          <w:iCs/>
+          <w:lang w:val="en-US"/>
+        </w:rPr>
+        <w:t>ELLOW</w:t>
+      </w:r>
+      <w:r>
+        <w:rPr>
+          <w:rFonts w:ascii="Comic Sans MS" w:hAnsi="Comic Sans MS"/>
+          <w:i/>
+          <w:iCs/>
+          <w:lang w:val="en-US"/>
+        </w:rPr>
+        <w:t>, P</w:t>
+      </w:r>
+      <w:r>
+        <w:rPr>
+          <w:rFonts w:ascii="Comic Sans MS" w:hAnsi="Comic Sans MS"/>
+          <w:i/>
+          <w:iCs/>
+          <w:lang w:val="en-US"/>
+        </w:rPr>
+        <w:t>URPLE</w:t>
+      </w:r>
+      <w:r>
+        <w:rPr>
+          <w:rFonts w:ascii="Comic Sans MS" w:hAnsi="Comic Sans MS"/>
+          <w:i/>
+          <w:iCs/>
+          <w:lang w:val="en-US"/>
+        </w:rPr>
+        <w:t xml:space="preserve"> O</w:t>
+      </w:r>
+      <w:r>
+        <w:rPr>
+          <w:rFonts w:ascii="Comic Sans MS" w:hAnsi="Comic Sans MS"/>
+          <w:i/>
+          <w:iCs/>
+          <w:lang w:val="en-US"/>
+        </w:rPr>
+        <w:t>RANGE</w:t>
       </w:r>
       <w:r>
         <w:rPr>
@@ -155,6 +236,21 @@
           <w:lang w:val="en-US"/>
         </w:rPr>
       </w:pPr>
+      <w:r>
+        <w:rPr>
+          <w:rFonts w:ascii="Comic Sans MS" w:hAnsi="Comic Sans MS"/>
+          <w:lang w:val="en-US"/>
+        </w:rPr>
+        <w:t>won = false</w:t>
+      </w:r>
+    </w:p>
+    <w:p>
+      <w:pPr>
+        <w:rPr>
+          <w:rFonts w:ascii="Comic Sans MS" w:hAnsi="Comic Sans MS"/>
+          <w:lang w:val="en-US"/>
+        </w:rPr>
+      </w:pPr>
     </w:p>
     <w:p>
       <w:pPr>
@@ -193,7 +289,21 @@
           <w:rFonts w:ascii="Comic Sans MS" w:hAnsi="Comic Sans MS"/>
           <w:lang w:val="en-US"/>
         </w:rPr>
-        <w:t>Ask the player to enter their name and save it.</w:t>
+        <w:t>Ask the player to enter their name and save it</w:t>
+      </w:r>
+      <w:r>
+        <w:rPr>
+          <w:rFonts w:ascii="Comic Sans MS" w:hAnsi="Comic Sans MS"/>
+          <w:lang w:val="en-US"/>
+        </w:rPr>
+        <w:t xml:space="preserve"> as ‘name’</w:t>
+      </w:r>
+      <w:r>
+        <w:rPr>
+          <w:rFonts w:ascii="Comic Sans MS" w:hAnsi="Comic Sans MS"/>
+          <w:lang w:val="en-US"/>
+        </w:rPr>
+        <w:t>.</w:t>
       </w:r>
     </w:p>
     <w:p>
@@ -218,14 +328,13 @@
         </w:rPr>
         <w:t>Generate random code with length of a variable defined earlier from list defined earlier</w:t>
       </w:r>
-    </w:p>
-    <w:p>
-      <w:pPr>
-        <w:rPr>
-          <w:rFonts w:ascii="Comic Sans MS" w:hAnsi="Comic Sans MS"/>
-          <w:lang w:val="en-US"/>
-        </w:rPr>
-      </w:pPr>
+      <w:r>
+        <w:rPr>
+          <w:rFonts w:ascii="Comic Sans MS" w:hAnsi="Comic Sans MS"/>
+          <w:lang w:val="en-US"/>
+        </w:rPr>
+        <w:t>, and save it as ‘secretCode’</w:t>
+      </w:r>
     </w:p>
     <w:p>
       <w:pPr>
@@ -254,23 +363,7 @@
           <w:rFonts w:ascii="Comic Sans MS" w:hAnsi="Comic Sans MS"/>
           <w:lang w:val="en-US"/>
         </w:rPr>
-        <w:t>with length of variable *</w:t>
-      </w:r>
-      <w:proofErr w:type="spellStart"/>
-      <w:r>
-        <w:rPr>
-          <w:rFonts w:ascii="Comic Sans MS" w:hAnsi="Comic Sans MS"/>
-          <w:lang w:val="en-US"/>
-        </w:rPr>
-        <w:t>gameLength</w:t>
-      </w:r>
-      <w:proofErr w:type="spellEnd"/>
-      <w:r>
-        <w:rPr>
-          <w:rFonts w:ascii="Comic Sans MS" w:hAnsi="Comic Sans MS"/>
-          <w:lang w:val="en-US"/>
-        </w:rPr>
-        <w:t>*</w:t>
+        <w:t>with length of variable *gameLength*</w:t>
       </w:r>
       <w:r>
         <w:rPr>
@@ -370,6 +463,22 @@
         </w:rPr>
         <w:t>current cycle + 1</w:t>
       </w:r>
+    </w:p>
+    <w:p>
+      <w:pPr>
+        <w:ind w:firstLine="720"/>
+        <w:rPr>
+          <w:rFonts w:ascii="Comic Sans MS" w:hAnsi="Comic Sans MS"/>
+          <w:lang w:val="en-US"/>
+        </w:rPr>
+      </w:pPr>
+      <w:r>
+        <w:rPr>
+          <w:rFonts w:ascii="Comic Sans MS" w:hAnsi="Comic Sans MS"/>
+          <w:lang w:val="en-US"/>
+        </w:rPr>
+        <w:t>Display</w:t>
+      </w:r>
       <w:r>
         <w:rPr>
           <w:rFonts w:ascii="Comic Sans MS" w:hAnsi="Comic Sans MS"/>
@@ -382,7 +491,23 @@
           <w:rFonts w:ascii="Comic Sans MS" w:hAnsi="Comic Sans MS"/>
           <w:lang w:val="en-US"/>
         </w:rPr>
-        <w:t>and introduction</w:t>
+        <w:t>“</w:t>
+      </w:r>
+      <w:r>
+        <w:rPr>
+          <w:rFonts w:ascii="Comic Sans MS" w:hAnsi="Comic Sans MS"/>
+          <w:i/>
+          <w:iCs/>
+          <w:lang w:val="en-US"/>
+        </w:rPr>
+        <w:t>Generic introduction here</w:t>
+      </w:r>
+      <w:r>
+        <w:rPr>
+          <w:rFonts w:ascii="Comic Sans MS" w:hAnsi="Comic Sans MS"/>
+          <w:lang w:val="en-US"/>
+        </w:rPr>
+        <w:t>”</w:t>
       </w:r>
     </w:p>
     <w:p>
@@ -437,64 +562,59 @@
           <w:rFonts w:ascii="Comic Sans MS" w:hAnsi="Comic Sans MS"/>
           <w:lang w:val="en-US"/>
         </w:rPr>
-        <w:lastRenderedPageBreak/>
-        <w:tab/>
-        <w:t xml:space="preserve">Ask for </w:t>
-      </w:r>
-      <w:proofErr w:type="spellStart"/>
-      <w:r>
-        <w:rPr>
-          <w:rFonts w:ascii="Comic Sans MS" w:hAnsi="Comic Sans MS"/>
-          <w:lang w:val="en-US"/>
-        </w:rPr>
-        <w:t>userinput</w:t>
-      </w:r>
-      <w:proofErr w:type="spellEnd"/>
-      <w:r>
-        <w:rPr>
-          <w:rFonts w:ascii="Comic Sans MS" w:hAnsi="Comic Sans MS"/>
-          <w:lang w:val="en-US"/>
-        </w:rPr>
-        <w:t xml:space="preserve"> for the code</w:t>
-      </w:r>
-    </w:p>
-    <w:p>
-      <w:pPr>
-        <w:rPr>
-          <w:rFonts w:ascii="Comic Sans MS" w:hAnsi="Comic Sans MS"/>
-          <w:lang w:val="en-US"/>
-        </w:rPr>
-      </w:pPr>
-      <w:r>
-        <w:rPr>
-          <w:rFonts w:ascii="Comic Sans MS" w:hAnsi="Comic Sans MS"/>
-          <w:lang w:val="en-US"/>
-        </w:rPr>
-        <w:tab/>
-        <w:t xml:space="preserve">Make </w:t>
-      </w:r>
-      <w:r>
-        <w:rPr>
-          <w:rFonts w:ascii="Comic Sans MS" w:hAnsi="Comic Sans MS"/>
-          <w:lang w:val="en-US"/>
-        </w:rPr>
-        <w:t xml:space="preserve">entire </w:t>
-      </w:r>
-      <w:proofErr w:type="spellStart"/>
-      <w:r>
-        <w:rPr>
-          <w:rFonts w:ascii="Comic Sans MS" w:hAnsi="Comic Sans MS"/>
-          <w:lang w:val="en-US"/>
-        </w:rPr>
-        <w:t>userinput</w:t>
-      </w:r>
-      <w:proofErr w:type="spellEnd"/>
-      <w:r>
-        <w:rPr>
-          <w:rFonts w:ascii="Comic Sans MS" w:hAnsi="Comic Sans MS"/>
-          <w:lang w:val="en-US"/>
-        </w:rPr>
-        <w:t xml:space="preserve"> uppercase</w:t>
+        <w:tab/>
+        <w:t>Ask for userinput for the code</w:t>
+      </w:r>
+      <w:r>
+        <w:rPr>
+          <w:rFonts w:ascii="Comic Sans MS" w:hAnsi="Comic Sans MS"/>
+          <w:lang w:val="en-US"/>
+        </w:rPr>
+        <w:t xml:space="preserve"> and save it as ‘userCode’</w:t>
+      </w:r>
+    </w:p>
+    <w:p>
+      <w:pPr>
+        <w:rPr>
+          <w:rFonts w:ascii="Comic Sans MS" w:hAnsi="Comic Sans MS"/>
+          <w:lang w:val="en-US"/>
+        </w:rPr>
+      </w:pPr>
+      <w:r>
+        <w:rPr>
+          <w:rFonts w:ascii="Comic Sans MS" w:hAnsi="Comic Sans MS"/>
+          <w:lang w:val="en-US"/>
+        </w:rPr>
+        <w:tab/>
+        <w:t>Make</w:t>
+      </w:r>
+      <w:r>
+        <w:rPr>
+          <w:rFonts w:ascii="Comic Sans MS" w:hAnsi="Comic Sans MS"/>
+          <w:lang w:val="en-US"/>
+        </w:rPr>
+        <w:t xml:space="preserve"> </w:t>
+      </w:r>
+      <w:r>
+        <w:rPr>
+          <w:rFonts w:ascii="Comic Sans MS" w:hAnsi="Comic Sans MS"/>
+          <w:lang w:val="en-US"/>
+        </w:rPr>
+        <w:t>user</w:t>
+      </w:r>
+      <w:r>
+        <w:rPr>
+          <w:rFonts w:ascii="Comic Sans MS" w:hAnsi="Comic Sans MS"/>
+          <w:lang w:val="en-US"/>
+        </w:rPr>
+        <w:t xml:space="preserve">Code </w:t>
+      </w:r>
+      <w:r>
+        <w:rPr>
+          <w:rFonts w:ascii="Comic Sans MS" w:hAnsi="Comic Sans MS"/>
+          <w:lang w:val="en-US"/>
+        </w:rPr>
+        <w:t>uppercase</w:t>
       </w:r>
     </w:p>
     <w:p>
@@ -525,7 +645,21 @@
           <w:rFonts w:ascii="Comic Sans MS" w:hAnsi="Comic Sans MS"/>
           <w:lang w:val="en-US"/>
         </w:rPr>
-        <w:t>If the inputted code length is not the same as the secret code then</w:t>
+        <w:t>If the inputted code length is not the same as the secret</w:t>
+      </w:r>
+      <w:r>
+        <w:rPr>
+          <w:rFonts w:ascii="Comic Sans MS" w:hAnsi="Comic Sans MS"/>
+          <w:lang w:val="en-US"/>
+        </w:rPr>
+        <w:t>C</w:t>
+      </w:r>
+      <w:r>
+        <w:rPr>
+          <w:rFonts w:ascii="Comic Sans MS" w:hAnsi="Comic Sans MS"/>
+          <w:lang w:val="en-US"/>
+        </w:rPr>
+        <w:t>ode then</w:t>
       </w:r>
     </w:p>
     <w:p>
@@ -630,54 +764,60 @@
           <w:lang w:val="en-US"/>
         </w:rPr>
         <w:tab/>
-        <w:t>Break out of the main loop</w:t>
-      </w:r>
-    </w:p>
-    <w:p>
-      <w:pPr>
-        <w:rPr>
-          <w:rFonts w:ascii="Comic Sans MS" w:hAnsi="Comic Sans MS"/>
-          <w:lang w:val="en-US"/>
-        </w:rPr>
-      </w:pPr>
-      <w:r>
-        <w:rPr>
-          <w:rFonts w:ascii="Comic Sans MS" w:hAnsi="Comic Sans MS"/>
-          <w:lang w:val="en-US"/>
-        </w:rPr>
-        <w:tab/>
-      </w:r>
-      <w:r>
-        <w:rPr>
-          <w:rFonts w:ascii="Comic Sans MS" w:hAnsi="Comic Sans MS"/>
-          <w:lang w:val="en-US"/>
-        </w:rPr>
-        <w:tab/>
-        <w:t>Display win message</w:t>
-      </w:r>
-    </w:p>
-    <w:p>
-      <w:pPr>
-        <w:rPr>
-          <w:rFonts w:ascii="Comic Sans MS" w:hAnsi="Comic Sans MS"/>
-          <w:lang w:val="en-US"/>
-        </w:rPr>
-      </w:pPr>
-    </w:p>
-    <w:p>
-      <w:pPr>
-        <w:rPr>
-          <w:rFonts w:ascii="Comic Sans MS" w:hAnsi="Comic Sans MS"/>
-          <w:lang w:val="en-US"/>
-        </w:rPr>
-      </w:pPr>
-      <w:r>
-        <w:rPr>
-          <w:rFonts w:ascii="Comic Sans MS" w:hAnsi="Comic Sans MS"/>
-          <w:lang w:val="en-US"/>
-        </w:rPr>
-        <w:tab/>
-        <w:t>Evaluate position with this formatting:</w:t>
+        <w:t>Break out of the loop</w:t>
+      </w:r>
+    </w:p>
+    <w:p>
+      <w:pPr>
+        <w:rPr>
+          <w:rFonts w:ascii="Comic Sans MS" w:hAnsi="Comic Sans MS"/>
+          <w:lang w:val="en-US"/>
+        </w:rPr>
+      </w:pPr>
+      <w:r>
+        <w:rPr>
+          <w:rFonts w:ascii="Comic Sans MS" w:hAnsi="Comic Sans MS"/>
+          <w:lang w:val="en-US"/>
+        </w:rPr>
+        <w:tab/>
+      </w:r>
+      <w:r>
+        <w:rPr>
+          <w:rFonts w:ascii="Comic Sans MS" w:hAnsi="Comic Sans MS"/>
+          <w:lang w:val="en-US"/>
+        </w:rPr>
+        <w:tab/>
+        <w:t>Set won to true</w:t>
+      </w:r>
+    </w:p>
+    <w:p>
+      <w:pPr>
+        <w:rPr>
+          <w:rFonts w:ascii="Comic Sans MS" w:hAnsi="Comic Sans MS"/>
+          <w:lang w:val="en-US"/>
+        </w:rPr>
+      </w:pPr>
+      <w:r>
+        <w:rPr>
+          <w:rFonts w:ascii="Comic Sans MS" w:hAnsi="Comic Sans MS"/>
+          <w:lang w:val="en-US"/>
+        </w:rPr>
+        <w:tab/>
+        <w:t>Evaluate position with this formatting</w:t>
+      </w:r>
+      <w:r>
+        <w:rPr>
+          <w:rFonts w:ascii="Comic Sans MS" w:hAnsi="Comic Sans MS"/>
+          <w:lang w:val="en-US"/>
+        </w:rPr>
+        <w:t xml:space="preserve"> and save the eval as a string</w:t>
+      </w:r>
+      <w:r>
+        <w:rPr>
+          <w:rFonts w:ascii="Comic Sans MS" w:hAnsi="Comic Sans MS"/>
+          <w:lang w:val="en-US"/>
+        </w:rPr>
+        <w:t>:</w:t>
       </w:r>
     </w:p>
     <w:p>
@@ -792,30 +932,44 @@
           <w:lang w:val="en-US"/>
         </w:rPr>
         <w:tab/>
-        <w:t>Restart main loop without using ana attempt</w:t>
-      </w:r>
-    </w:p>
-    <w:p>
-      <w:pPr>
-        <w:rPr>
-          <w:rFonts w:ascii="Comic Sans MS" w:hAnsi="Comic Sans MS"/>
-          <w:lang w:val="en-US"/>
-        </w:rPr>
-      </w:pPr>
-    </w:p>
-    <w:p>
-      <w:pPr>
-        <w:rPr>
-          <w:rFonts w:ascii="Comic Sans MS" w:hAnsi="Comic Sans MS"/>
-          <w:lang w:val="en-US"/>
-        </w:rPr>
-      </w:pPr>
-      <w:r>
-        <w:rPr>
-          <w:rFonts w:ascii="Comic Sans MS" w:hAnsi="Comic Sans MS"/>
-          <w:lang w:val="en-US"/>
-        </w:rPr>
-        <w:t xml:space="preserve">If the player has cracked the code then </w:t>
+        <w:t>Restart main loop without using an attempt</w:t>
+      </w:r>
+    </w:p>
+    <w:p>
+      <w:pPr>
+        <w:rPr>
+          <w:rFonts w:ascii="Comic Sans MS" w:hAnsi="Comic Sans MS"/>
+          <w:lang w:val="en-US"/>
+        </w:rPr>
+      </w:pPr>
+    </w:p>
+    <w:p>
+      <w:pPr>
+        <w:rPr>
+          <w:rFonts w:ascii="Comic Sans MS" w:hAnsi="Comic Sans MS"/>
+          <w:lang w:val="en-US"/>
+        </w:rPr>
+      </w:pPr>
+      <w:r>
+        <w:rPr>
+          <w:rFonts w:ascii="Comic Sans MS" w:hAnsi="Comic Sans MS"/>
+          <w:lang w:val="en-US"/>
+        </w:rPr>
+        <w:t xml:space="preserve">If </w:t>
+      </w:r>
+      <w:r>
+        <w:rPr>
+          <w:rFonts w:ascii="Comic Sans MS" w:hAnsi="Comic Sans MS"/>
+          <w:lang w:val="en-US"/>
+        </w:rPr>
+        <w:t xml:space="preserve">won is true </w:t>
+      </w:r>
+      <w:r>
+        <w:rPr>
+          <w:rFonts w:ascii="Comic Sans MS" w:hAnsi="Comic Sans MS"/>
+          <w:lang w:val="en-US"/>
+        </w:rPr>
+        <w:t xml:space="preserve">then </w:t>
       </w:r>
     </w:p>
     <w:p>
